--- a/internal_doc/00.项目管理/01.会议纪要/例会纪要_20150323.docx
+++ b/internal_doc/00.项目管理/01.会议纪要/例会纪要_20150323.docx
@@ -112,14 +112,12 @@
             <w:pPr>
               <w:jc w:val="left"/>
             </w:pPr>
-            <w:proofErr w:type="spellStart"/>
             <w:r>
               <w:rPr>
                 <w:rFonts w:hint="eastAsia"/>
               </w:rPr>
               <w:t>SequoiaDB</w:t>
             </w:r>
-            <w:proofErr w:type="spellEnd"/>
             <w:r>
               <w:rPr>
                 <w:rFonts w:hint="eastAsia"/>
@@ -321,14 +319,12 @@
         <w:ind w:firstLineChars="50" w:firstLine="105"/>
         <w:jc w:val="left"/>
       </w:pPr>
-      <w:proofErr w:type="spellStart"/>
       <w:r>
         <w:rPr>
           <w:rFonts w:hint="eastAsia"/>
         </w:rPr>
         <w:t>ppc</w:t>
       </w:r>
-      <w:proofErr w:type="spellEnd"/>
       <w:r>
         <w:rPr>
           <w:rFonts w:hint="eastAsia"/>
@@ -359,14 +355,12 @@
         <w:ind w:firstLineChars="50" w:firstLine="105"/>
         <w:jc w:val="left"/>
       </w:pPr>
-      <w:proofErr w:type="spellStart"/>
       <w:r>
         <w:rPr>
           <w:rFonts w:hint="eastAsia"/>
         </w:rPr>
         <w:t>coord</w:t>
       </w:r>
-      <w:proofErr w:type="spellEnd"/>
       <w:r>
         <w:rPr>
           <w:rFonts w:hint="eastAsia"/>
@@ -397,16 +391,8 @@
         <w:rPr>
           <w:rFonts w:hint="eastAsia"/>
         </w:rPr>
-        <w:t xml:space="preserve"> </w:t>
+        <w:t xml:space="preserve"> stringout</w:t>
       </w:r>
-      <w:proofErr w:type="spellStart"/>
-      <w:r>
-        <w:rPr>
-          <w:rFonts w:hint="eastAsia"/>
-        </w:rPr>
-        <w:t>stringout</w:t>
-      </w:r>
-      <w:proofErr w:type="spellEnd"/>
       <w:r>
         <w:rPr>
           <w:rFonts w:hint="eastAsia"/>
@@ -695,11 +681,7 @@
           <w:p>
             <w:pPr>
               <w:jc w:val="left"/>
-              <w:rPr>
-                <w:rFonts w:hint="eastAsia"/>
-              </w:rPr>
-            </w:pPr>
-            <w:proofErr w:type="spellStart"/>
+            </w:pPr>
             <w:r>
               <w:t>Y</w:t>
             </w:r>
@@ -709,7 +691,6 @@
               </w:rPr>
               <w:t>csb</w:t>
             </w:r>
-            <w:proofErr w:type="spellEnd"/>
             <w:r>
               <w:rPr>
                 <w:rFonts w:hint="eastAsia"/>
@@ -725,9 +706,6 @@
           <w:p>
             <w:pPr>
               <w:jc w:val="left"/>
-              <w:rPr>
-                <w:rFonts w:hint="eastAsia"/>
-              </w:rPr>
             </w:pPr>
             <w:r>
               <w:rPr>
@@ -776,9 +754,6 @@
           <w:p>
             <w:pPr>
               <w:jc w:val="left"/>
-              <w:rPr>
-                <w:rFonts w:hint="eastAsia"/>
-              </w:rPr>
             </w:pPr>
           </w:p>
         </w:tc>
@@ -795,7 +770,6 @@
             <w:pPr>
               <w:jc w:val="left"/>
             </w:pPr>
-            <w:proofErr w:type="spellStart"/>
             <w:r>
               <w:t>Y</w:t>
             </w:r>
@@ -805,7 +779,6 @@
               </w:rPr>
               <w:t>csb</w:t>
             </w:r>
-            <w:proofErr w:type="spellEnd"/>
             <w:r>
               <w:rPr>
                 <w:rFonts w:hint="eastAsia"/>
@@ -1058,14 +1031,12 @@
               </w:rPr>
               <w:t>上</w:t>
             </w:r>
-            <w:proofErr w:type="spellStart"/>
             <w:r>
               <w:rPr>
                 <w:rFonts w:hint="eastAsia"/>
               </w:rPr>
               <w:t>ci</w:t>
             </w:r>
-            <w:proofErr w:type="spellEnd"/>
             <w:r>
               <w:rPr>
                 <w:rFonts w:hint="eastAsia"/>
@@ -1081,25 +1052,18 @@
             <w:tcW w:w="3652" w:type="dxa"/>
           </w:tcPr>
           <w:p>
-            <w:pPr>
-              <w:rPr>
-                <w:rFonts w:hint="eastAsia"/>
-              </w:rPr>
-            </w:pPr>
             <w:r>
               <w:rPr>
                 <w:rFonts w:hint="eastAsia"/>
               </w:rPr>
               <w:t>优化</w:t>
             </w:r>
-            <w:proofErr w:type="spellStart"/>
             <w:r>
               <w:rPr>
                 <w:rFonts w:hint="eastAsia"/>
               </w:rPr>
               <w:t>ci</w:t>
             </w:r>
-            <w:proofErr w:type="spellEnd"/>
             <w:r>
               <w:rPr>
                 <w:rFonts w:hint="eastAsia"/>
@@ -1115,9 +1079,6 @@
           <w:p>
             <w:pPr>
               <w:jc w:val="left"/>
-              <w:rPr>
-                <w:rFonts w:hint="eastAsia"/>
-              </w:rPr>
             </w:pPr>
             <w:r>
               <w:rPr>
@@ -1134,9 +1095,6 @@
           <w:p>
             <w:pPr>
               <w:jc w:val="left"/>
-              <w:rPr>
-                <w:rFonts w:hint="eastAsia"/>
-              </w:rPr>
             </w:pPr>
             <w:r>
               <w:rPr>
@@ -1169,9 +1127,6 @@
           <w:p>
             <w:pPr>
               <w:jc w:val="left"/>
-              <w:rPr>
-                <w:rFonts w:hint="eastAsia"/>
-              </w:rPr>
             </w:pPr>
             <w:r>
               <w:rPr>
@@ -1183,15 +1138,18 @@
               <w:rPr>
                 <w:rFonts w:hint="eastAsia"/>
               </w:rPr>
-              <w:t>优化编译，提出无谓编译内容</w:t>
-            </w:r>
-          </w:p>
-          <w:p>
-            <w:pPr>
-              <w:jc w:val="left"/>
-              <w:rPr>
-                <w:rFonts w:hint="eastAsia"/>
-              </w:rPr>
+              <w:t>优化编译，剔除</w:t>
+            </w:r>
+            <w:r>
+              <w:rPr>
+                <w:rFonts w:hint="eastAsia"/>
+              </w:rPr>
+              <w:t>无谓编译内容</w:t>
+            </w:r>
+          </w:p>
+          <w:p>
+            <w:pPr>
+              <w:jc w:val="left"/>
             </w:pPr>
             <w:r>
               <w:rPr>
@@ -1209,9 +1167,6 @@
           <w:p>
             <w:pPr>
               <w:jc w:val="left"/>
-              <w:rPr>
-                <w:rFonts w:hint="eastAsia"/>
-              </w:rPr>
             </w:pPr>
             <w:r>
               <w:rPr>
@@ -1365,9 +1320,6 @@
           <w:p>
             <w:pPr>
               <w:jc w:val="left"/>
-              <w:rPr>
-                <w:rFonts w:hint="eastAsia"/>
-              </w:rPr>
             </w:pPr>
             <w:r>
               <w:rPr>
@@ -1390,9 +1342,6 @@
           <w:p>
             <w:pPr>
               <w:jc w:val="left"/>
-              <w:rPr>
-                <w:rFonts w:hint="eastAsia"/>
-              </w:rPr>
             </w:pPr>
             <w:r>
               <w:rPr>
@@ -1441,9 +1390,6 @@
           <w:p>
             <w:pPr>
               <w:jc w:val="left"/>
-              <w:rPr>
-                <w:rFonts w:hint="eastAsia"/>
-              </w:rPr>
             </w:pPr>
             <w:r>
               <w:rPr>
@@ -1539,19 +1485,11 @@
               </w:rPr>
               <w:t>数据库内部通信问题解决（</w:t>
             </w:r>
-            <w:proofErr w:type="spellStart"/>
-            <w:r>
-              <w:rPr>
-                <w:rFonts w:hint="eastAsia"/>
-              </w:rPr>
-              <w:t>coord</w:t>
-            </w:r>
-            <w:proofErr w:type="spellEnd"/>
-            <w:r>
-              <w:rPr>
-                <w:rFonts w:hint="eastAsia"/>
-              </w:rPr>
-              <w:t>&lt;-&gt;data</w:t>
+            <w:r>
+              <w:rPr>
+                <w:rFonts w:hint="eastAsia"/>
+              </w:rPr>
+              <w:t>coord&lt;-&gt;data</w:t>
             </w:r>
             <w:r>
               <w:rPr>
@@ -1727,14 +1665,12 @@
               </w:rPr>
               <w:t>内部数据文件改造，索引改</w:t>
             </w:r>
-            <w:proofErr w:type="spellStart"/>
             <w:r>
               <w:rPr>
                 <w:rFonts w:hint="eastAsia"/>
               </w:rPr>
               <w:t>sstable</w:t>
             </w:r>
-            <w:proofErr w:type="spellEnd"/>
             <w:r>
               <w:rPr>
                 <w:rFonts w:hint="eastAsia"/>
@@ -1817,19 +1753,11 @@
             <w:pPr>
               <w:jc w:val="left"/>
             </w:pPr>
-            <w:proofErr w:type="spellStart"/>
-            <w:r>
-              <w:rPr>
-                <w:rFonts w:hint="eastAsia"/>
-              </w:rPr>
-              <w:t>findAndUpdate</w:t>
-            </w:r>
-            <w:proofErr w:type="spellEnd"/>
-            <w:r>
-              <w:rPr>
-                <w:rFonts w:hint="eastAsia"/>
-              </w:rPr>
-              <w:t xml:space="preserve"> </w:t>
+            <w:r>
+              <w:rPr>
+                <w:rFonts w:hint="eastAsia"/>
+              </w:rPr>
+              <w:t xml:space="preserve">findAndUpdate </w:t>
             </w:r>
             <w:r>
               <w:rPr>
@@ -1837,14 +1765,12 @@
               </w:rPr>
               <w:t>和</w:t>
             </w:r>
-            <w:proofErr w:type="spellStart"/>
             <w:r>
               <w:rPr>
                 <w:rFonts w:hint="eastAsia"/>
               </w:rPr>
               <w:t>findAndRemove</w:t>
             </w:r>
-            <w:proofErr w:type="spellEnd"/>
             <w:r>
               <w:rPr>
                 <w:rFonts w:hint="eastAsia"/>
@@ -1978,7 +1904,6 @@
             <w:pPr>
               <w:jc w:val="left"/>
             </w:pPr>
-            <w:proofErr w:type="spellStart"/>
             <w:r>
               <w:t>S</w:t>
             </w:r>
@@ -1988,7 +1913,6 @@
               </w:rPr>
               <w:t>troy</w:t>
             </w:r>
-            <w:proofErr w:type="spellEnd"/>
             <w:r>
               <w:rPr>
                 <w:rFonts w:hint="eastAsia"/>
@@ -2035,14 +1959,12 @@
               </w:rPr>
               <w:t>与</w:t>
             </w:r>
-            <w:proofErr w:type="spellStart"/>
             <w:r>
               <w:rPr>
                 <w:rFonts w:hint="eastAsia"/>
               </w:rPr>
               <w:t>MongoDB</w:t>
             </w:r>
-            <w:proofErr w:type="spellEnd"/>
             <w:r>
               <w:rPr>
                 <w:rFonts w:hint="eastAsia"/>
@@ -2106,9 +2028,6 @@
           <w:p>
             <w:pPr>
               <w:jc w:val="left"/>
-              <w:rPr>
-                <w:rFonts w:hint="eastAsia"/>
-              </w:rPr>
             </w:pPr>
             <w:r>
               <w:rPr>
@@ -2248,14 +2167,12 @@
               </w:tabs>
               <w:jc w:val="left"/>
             </w:pPr>
-            <w:proofErr w:type="spellStart"/>
             <w:r>
               <w:rPr>
                 <w:rFonts w:hint="eastAsia"/>
               </w:rPr>
               <w:t>php</w:t>
             </w:r>
-            <w:proofErr w:type="spellEnd"/>
             <w:r>
               <w:rPr>
                 <w:rFonts w:hint="eastAsia"/>
@@ -2678,14 +2595,12 @@
               </w:rPr>
               <w:t>加入</w:t>
             </w:r>
-            <w:proofErr w:type="spellStart"/>
             <w:r>
               <w:rPr>
                 <w:rFonts w:hint="eastAsia"/>
               </w:rPr>
               <w:t>rocksdb</w:t>
             </w:r>
-            <w:proofErr w:type="spellEnd"/>
             <w:r>
               <w:rPr>
                 <w:rFonts w:hint="eastAsia"/>
@@ -2792,7 +2707,6 @@
             <w:pPr>
               <w:jc w:val="left"/>
             </w:pPr>
-            <w:proofErr w:type="spellStart"/>
             <w:r>
               <w:t>S</w:t>
             </w:r>
@@ -2802,7 +2716,6 @@
               </w:rPr>
               <w:t>sd</w:t>
             </w:r>
-            <w:proofErr w:type="spellEnd"/>
             <w:r>
               <w:rPr>
                 <w:rFonts w:hint="eastAsia"/>
@@ -2856,33 +2769,11 @@
               </w:tabs>
               <w:jc w:val="left"/>
             </w:pPr>
-            <w:proofErr w:type="spellStart"/>
-            <w:r>
-              <w:rPr>
-                <w:rFonts w:hint="eastAsia"/>
-              </w:rPr>
-              <w:t>tpch</w:t>
-            </w:r>
-            <w:proofErr w:type="spellEnd"/>
-            <w:r>
-              <w:rPr>
-                <w:rFonts w:hint="eastAsia"/>
-              </w:rPr>
-              <w:t xml:space="preserve">: </w:t>
-            </w:r>
-            <w:proofErr w:type="spellStart"/>
-            <w:r>
-              <w:rPr>
-                <w:rFonts w:hint="eastAsia"/>
-              </w:rPr>
-              <w:t>sequoiadb+pg</w:t>
-            </w:r>
-            <w:proofErr w:type="spellEnd"/>
-            <w:r>
-              <w:rPr>
-                <w:rFonts w:hint="eastAsia"/>
-              </w:rPr>
-              <w:t xml:space="preserve"> </w:t>
+            <w:r>
+              <w:rPr>
+                <w:rFonts w:hint="eastAsia"/>
+              </w:rPr>
+              <w:t xml:space="preserve">tpch: sequoiadb+pg </w:t>
             </w:r>
             <w:r>
               <w:rPr>
@@ -2978,14 +2869,12 @@
               </w:tabs>
               <w:jc w:val="left"/>
             </w:pPr>
-            <w:proofErr w:type="spellStart"/>
             <w:r>
               <w:rPr>
                 <w:rFonts w:hint="eastAsia"/>
               </w:rPr>
               <w:t>mongodb</w:t>
             </w:r>
-            <w:proofErr w:type="spellEnd"/>
             <w:r>
               <w:rPr>
                 <w:rFonts w:hint="eastAsia"/>
@@ -3408,9 +3297,6 @@
           <w:p>
             <w:pPr>
               <w:jc w:val="left"/>
-              <w:rPr>
-                <w:rFonts w:hint="eastAsia"/>
-              </w:rPr>
             </w:pPr>
             <w:r>
               <w:rPr>
@@ -3428,9 +3314,6 @@
           <w:p>
             <w:pPr>
               <w:jc w:val="left"/>
-              <w:rPr>
-                <w:rFonts w:hint="eastAsia"/>
-              </w:rPr>
             </w:pPr>
             <w:r>
               <w:rPr>
@@ -3915,9 +3798,6 @@
           <w:p>
             <w:pPr>
               <w:jc w:val="left"/>
-              <w:rPr>
-                <w:rFonts w:hint="eastAsia"/>
-              </w:rPr>
             </w:pPr>
             <w:r>
               <w:rPr>
@@ -3925,28 +3805,24 @@
               </w:rPr>
               <w:t>与</w:t>
             </w:r>
-            <w:proofErr w:type="spellStart"/>
             <w:r>
               <w:rPr>
                 <w:rFonts w:hint="eastAsia"/>
               </w:rPr>
               <w:t>MongoDB</w:t>
             </w:r>
-            <w:proofErr w:type="spellEnd"/>
             <w:r>
               <w:rPr>
                 <w:rFonts w:hint="eastAsia"/>
               </w:rPr>
               <w:t>的</w:t>
             </w:r>
-            <w:proofErr w:type="spellStart"/>
             <w:r>
               <w:rPr>
                 <w:rFonts w:hint="eastAsia"/>
               </w:rPr>
               <w:t>bson</w:t>
             </w:r>
-            <w:proofErr w:type="spellEnd"/>
             <w:r>
               <w:rPr>
                 <w:rFonts w:hint="eastAsia"/>
@@ -3964,28 +3840,24 @@
               </w:rPr>
               <w:t>移值到</w:t>
             </w:r>
-            <w:proofErr w:type="spellStart"/>
             <w:r>
               <w:rPr>
                 <w:rFonts w:hint="eastAsia"/>
               </w:rPr>
               <w:t>mongodb</w:t>
             </w:r>
-            <w:proofErr w:type="spellEnd"/>
             <w:r>
               <w:rPr>
                 <w:rFonts w:hint="eastAsia"/>
               </w:rPr>
               <w:t>新的</w:t>
             </w:r>
-            <w:proofErr w:type="spellStart"/>
             <w:r>
               <w:rPr>
                 <w:rFonts w:hint="eastAsia"/>
               </w:rPr>
               <w:t>bson</w:t>
             </w:r>
-            <w:proofErr w:type="spellEnd"/>
           </w:p>
         </w:tc>
         <w:tc>
@@ -4162,14 +4034,12 @@
               </w:rPr>
               <w:t>维护</w:t>
             </w:r>
-            <w:proofErr w:type="spellStart"/>
             <w:r>
               <w:rPr>
                 <w:rFonts w:hint="eastAsia"/>
               </w:rPr>
               <w:t>mongodb</w:t>
             </w:r>
-            <w:proofErr w:type="spellEnd"/>
             <w:r>
               <w:rPr>
                 <w:rFonts w:hint="eastAsia"/>
@@ -4246,28 +4116,24 @@
               </w:rPr>
               <w:t>已列出</w:t>
             </w:r>
-            <w:proofErr w:type="spellStart"/>
             <w:r>
               <w:rPr>
                 <w:rFonts w:hint="eastAsia"/>
               </w:rPr>
               <w:t>sequoiadb</w:t>
             </w:r>
-            <w:proofErr w:type="spellEnd"/>
             <w:r>
               <w:rPr>
                 <w:rFonts w:hint="eastAsia"/>
               </w:rPr>
               <w:t>的功能，需补充</w:t>
             </w:r>
-            <w:proofErr w:type="spellStart"/>
             <w:r>
               <w:rPr>
                 <w:rFonts w:hint="eastAsia"/>
               </w:rPr>
               <w:t>mongodb</w:t>
             </w:r>
-            <w:proofErr w:type="spellEnd"/>
             <w:r>
               <w:rPr>
                 <w:rFonts w:hint="eastAsia"/>
@@ -4598,7 +4464,6 @@
               </w:rPr>
               <w:t>接入</w:t>
             </w:r>
-            <w:proofErr w:type="spellStart"/>
             <w:r>
               <w:rPr>
                 <w:rFonts w:hint="eastAsia"/>
@@ -4606,7 +4471,6 @@
               </w:rPr>
               <w:t>mongoDB</w:t>
             </w:r>
-            <w:proofErr w:type="spellEnd"/>
             <w:r>
               <w:rPr>
                 <w:rFonts w:hint="eastAsia"/>
@@ -4947,7 +4811,6 @@
                 <w:color w:val="D9D9D9" w:themeColor="background1" w:themeShade="D9"/>
               </w:rPr>
             </w:pPr>
-            <w:proofErr w:type="spellStart"/>
             <w:r>
               <w:rPr>
                 <w:color w:val="D9D9D9" w:themeColor="background1" w:themeShade="D9"/>
@@ -4961,7 +4824,6 @@
               </w:rPr>
               <w:t>dbexprt</w:t>
             </w:r>
-            <w:proofErr w:type="spellEnd"/>
             <w:r>
               <w:rPr>
                 <w:rFonts w:hint="eastAsia"/>
@@ -5090,7 +4952,6 @@
                 <w:color w:val="D9D9D9" w:themeColor="background1" w:themeShade="D9"/>
               </w:rPr>
             </w:pPr>
-            <w:proofErr w:type="spellStart"/>
             <w:r>
               <w:rPr>
                 <w:rFonts w:hint="eastAsia"/>
@@ -5098,7 +4959,6 @@
               </w:rPr>
               <w:t>ip</w:t>
             </w:r>
-            <w:proofErr w:type="spellEnd"/>
             <w:r>
               <w:rPr>
                 <w:rFonts w:hint="eastAsia"/>
@@ -5241,7 +5101,6 @@
               </w:rPr>
               <w:t>支持</w:t>
             </w:r>
-            <w:proofErr w:type="spellStart"/>
             <w:r>
               <w:rPr>
                 <w:rFonts w:hint="eastAsia"/>
@@ -5249,7 +5108,6 @@
               </w:rPr>
               <w:t>cl</w:t>
             </w:r>
-            <w:proofErr w:type="spellEnd"/>
             <w:r>
               <w:rPr>
                 <w:rFonts w:hint="eastAsia"/>
@@ -5375,31 +5233,13 @@
               </w:rPr>
               <w:t>修改驱动</w:t>
             </w:r>
-            <w:proofErr w:type="spellStart"/>
             <w:r>
               <w:rPr>
                 <w:rFonts w:hint="eastAsia"/>
                 <w:color w:val="BFBFBF" w:themeColor="background1" w:themeShade="BF"/>
               </w:rPr>
-              <w:t>c,c</w:t>
-            </w:r>
-            <w:proofErr w:type="spellEnd"/>
-            <w:r>
-              <w:rPr>
-                <w:rFonts w:hint="eastAsia"/>
-                <w:color w:val="BFBFBF" w:themeColor="background1" w:themeShade="BF"/>
-              </w:rPr>
-              <w:t>++,</w:t>
-            </w:r>
-            <w:proofErr w:type="spellStart"/>
-            <w:r>
-              <w:rPr>
-                <w:rFonts w:hint="eastAsia"/>
-                <w:color w:val="BFBFBF" w:themeColor="background1" w:themeShade="BF"/>
-              </w:rPr>
-              <w:t>c#,opcode</w:t>
-            </w:r>
-            <w:proofErr w:type="spellEnd"/>
+              <w:t>c,c++,c#,opcode</w:t>
+            </w:r>
             <w:r>
               <w:rPr>
                 <w:rFonts w:hint="eastAsia"/>
@@ -5627,7 +5467,6 @@
                 <w:color w:val="BFBFBF" w:themeColor="background1" w:themeShade="BF"/>
               </w:rPr>
             </w:pPr>
-            <w:proofErr w:type="spellStart"/>
             <w:r>
               <w:rPr>
                 <w:color w:val="BFBFBF" w:themeColor="background1" w:themeShade="BF"/>
@@ -5639,15 +5478,7 @@
                 <w:rFonts w:hint="eastAsia"/>
                 <w:color w:val="BFBFBF" w:themeColor="background1" w:themeShade="BF"/>
               </w:rPr>
-              <w:t>adoop</w:t>
-            </w:r>
-            <w:proofErr w:type="spellEnd"/>
-            <w:r>
-              <w:rPr>
-                <w:rFonts w:hint="eastAsia"/>
-                <w:color w:val="BFBFBF" w:themeColor="background1" w:themeShade="BF"/>
-              </w:rPr>
-              <w:t>/Hive</w:t>
+              <w:t>adoop/Hive</w:t>
             </w:r>
             <w:r>
               <w:rPr>
@@ -5883,7 +5714,6 @@
               </w:rPr>
               <w:t>完成重构</w:t>
             </w:r>
-            <w:proofErr w:type="spellStart"/>
             <w:r>
               <w:rPr>
                 <w:rFonts w:hint="eastAsia"/>
@@ -5892,7 +5722,6 @@
               <w:lastRenderedPageBreak/>
               <w:t>localsession</w:t>
             </w:r>
-            <w:proofErr w:type="spellEnd"/>
             <w:r>
               <w:rPr>
                 <w:rFonts w:hint="eastAsia"/>
@@ -5905,17 +5734,8 @@
                 <w:rFonts w:hint="eastAsia"/>
                 <w:color w:val="A6A6A6" w:themeColor="background1" w:themeShade="A6"/>
               </w:rPr>
-              <w:t xml:space="preserve"> </w:t>
-            </w:r>
-            <w:proofErr w:type="spellStart"/>
-            <w:r>
-              <w:rPr>
-                <w:rFonts w:hint="eastAsia"/>
-                <w:color w:val="A6A6A6" w:themeColor="background1" w:themeShade="A6"/>
-              </w:rPr>
-              <w:t>coord</w:t>
-            </w:r>
-            <w:proofErr w:type="spellEnd"/>
+              <w:t xml:space="preserve"> coord</w:t>
+            </w:r>
             <w:r>
               <w:rPr>
                 <w:rFonts w:hint="eastAsia"/>
@@ -5964,7 +5784,6 @@
               <w:lastRenderedPageBreak/>
               <w:t>优化</w:t>
             </w:r>
-            <w:proofErr w:type="spellStart"/>
             <w:r>
               <w:rPr>
                 <w:rFonts w:hint="eastAsia"/>
@@ -5972,7 +5791,6 @@
               </w:rPr>
               <w:t>om</w:t>
             </w:r>
-            <w:proofErr w:type="spellEnd"/>
             <w:r>
               <w:rPr>
                 <w:rFonts w:hint="eastAsia"/>
@@ -6454,7 +6272,6 @@
               </w:rPr>
               <w:t>、</w:t>
             </w:r>
-            <w:proofErr w:type="spellStart"/>
             <w:r>
               <w:rPr>
                 <w:rFonts w:hint="eastAsia"/>
@@ -6462,7 +6279,6 @@
               </w:rPr>
               <w:t>cs</w:t>
             </w:r>
-            <w:proofErr w:type="spellEnd"/>
             <w:r>
               <w:rPr>
                 <w:rFonts w:hint="eastAsia"/>
@@ -6836,7 +6652,6 @@
               </w:rPr>
               <w:t>基于</w:t>
             </w:r>
-            <w:proofErr w:type="spellStart"/>
             <w:r>
               <w:rPr>
                 <w:rFonts w:hint="eastAsia"/>
@@ -6844,7 +6659,6 @@
               </w:rPr>
               <w:t>leveldb</w:t>
             </w:r>
-            <w:proofErr w:type="spellEnd"/>
             <w:r>
               <w:rPr>
                 <w:rFonts w:hint="eastAsia"/>
@@ -6966,37 +6780,12 @@
               </w:rPr>
               <w:t>测试</w:t>
             </w:r>
-            <w:proofErr w:type="spellStart"/>
-            <w:r>
-              <w:rPr>
-                <w:rFonts w:hint="eastAsia"/>
-                <w:color w:val="808080" w:themeColor="background1" w:themeShade="80"/>
-              </w:rPr>
-              <w:t>levelDB+rocks</w:t>
-            </w:r>
-            <w:proofErr w:type="spellEnd"/>
-            <w:r>
-              <w:rPr>
-                <w:rFonts w:hint="eastAsia"/>
-                <w:color w:val="808080" w:themeColor="background1" w:themeShade="80"/>
-              </w:rPr>
-              <w:t xml:space="preserve"> </w:t>
-            </w:r>
-            <w:proofErr w:type="spellStart"/>
-            <w:r>
-              <w:rPr>
-                <w:rFonts w:hint="eastAsia"/>
-                <w:color w:val="808080" w:themeColor="background1" w:themeShade="80"/>
-              </w:rPr>
-              <w:t>db+wired</w:t>
-            </w:r>
-            <w:proofErr w:type="spellEnd"/>
-            <w:r>
-              <w:rPr>
-                <w:rFonts w:hint="eastAsia"/>
-                <w:color w:val="808080" w:themeColor="background1" w:themeShade="80"/>
-              </w:rPr>
-              <w:t xml:space="preserve"> tiger</w:t>
+            <w:r>
+              <w:rPr>
+                <w:rFonts w:hint="eastAsia"/>
+                <w:color w:val="808080" w:themeColor="background1" w:themeShade="80"/>
+              </w:rPr>
+              <w:t>levelDB+rocks db+wired tiger</w:t>
             </w:r>
             <w:r>
               <w:rPr>
@@ -7108,7 +6897,6 @@
                 <w:color w:val="808080" w:themeColor="background1" w:themeShade="80"/>
               </w:rPr>
             </w:pPr>
-            <w:proofErr w:type="spellStart"/>
             <w:r>
               <w:rPr>
                 <w:color w:val="808080" w:themeColor="background1" w:themeShade="80"/>
@@ -7120,15 +6908,7 @@
                 <w:rFonts w:hint="eastAsia"/>
                 <w:color w:val="808080" w:themeColor="background1" w:themeShade="80"/>
               </w:rPr>
-              <w:t>eveldb</w:t>
-            </w:r>
-            <w:proofErr w:type="spellEnd"/>
-            <w:r>
-              <w:rPr>
-                <w:rFonts w:hint="eastAsia"/>
-                <w:color w:val="808080" w:themeColor="background1" w:themeShade="80"/>
-              </w:rPr>
-              <w:t>, rocks db</w:t>
+              <w:t>eveldb, rocks db</w:t>
             </w:r>
             <w:r>
               <w:rPr>
@@ -7176,7 +6956,6 @@
               </w:rPr>
               <w:t>通过</w:t>
             </w:r>
-            <w:proofErr w:type="spellStart"/>
             <w:r>
               <w:rPr>
                 <w:rFonts w:hint="eastAsia"/>
@@ -7184,7 +6963,6 @@
               </w:rPr>
               <w:t>ip</w:t>
             </w:r>
-            <w:proofErr w:type="spellEnd"/>
             <w:r>
               <w:rPr>
                 <w:rFonts w:hint="eastAsia"/>
@@ -7399,7 +7177,6 @@
                 <w:color w:val="BFBFBF" w:themeColor="background1" w:themeShade="BF"/>
               </w:rPr>
             </w:pPr>
-            <w:proofErr w:type="spellStart"/>
             <w:r>
               <w:rPr>
                 <w:rFonts w:hint="eastAsia"/>
@@ -7407,7 +7184,6 @@
               </w:rPr>
               <w:t>ip</w:t>
             </w:r>
-            <w:proofErr w:type="spellEnd"/>
             <w:r>
               <w:rPr>
                 <w:rFonts w:hint="eastAsia"/>
@@ -7512,7 +7288,6 @@
                 <w:color w:val="808080" w:themeColor="background1" w:themeShade="80"/>
               </w:rPr>
             </w:pPr>
-            <w:proofErr w:type="spellStart"/>
             <w:r>
               <w:rPr>
                 <w:rFonts w:hint="eastAsia"/>
@@ -7520,7 +7295,6 @@
               </w:rPr>
               <w:t>sdbcm</w:t>
             </w:r>
-            <w:proofErr w:type="spellEnd"/>
             <w:r>
               <w:rPr>
                 <w:rFonts w:hint="eastAsia"/>
@@ -7619,7 +7393,6 @@
                 <w:color w:val="808080" w:themeColor="background1" w:themeShade="80"/>
               </w:rPr>
             </w:pPr>
-            <w:proofErr w:type="spellStart"/>
             <w:r>
               <w:rPr>
                 <w:rFonts w:hint="eastAsia"/>
@@ -7627,7 +7400,6 @@
               </w:rPr>
               <w:t>coord</w:t>
             </w:r>
-            <w:proofErr w:type="spellEnd"/>
             <w:r>
               <w:rPr>
                 <w:rFonts w:hint="eastAsia"/>
@@ -7635,7 +7407,6 @@
               </w:rPr>
               <w:t>能够检测已经残留的临时</w:t>
             </w:r>
-            <w:proofErr w:type="spellStart"/>
             <w:r>
               <w:rPr>
                 <w:rFonts w:hint="eastAsia"/>
@@ -7643,7 +7414,6 @@
               </w:rPr>
               <w:t>coord</w:t>
             </w:r>
-            <w:proofErr w:type="spellEnd"/>
           </w:p>
         </w:tc>
         <w:tc>
@@ -8066,23 +7836,7 @@
                 <w:rFonts w:hint="eastAsia"/>
                 <w:color w:val="808080" w:themeColor="background1" w:themeShade="80"/>
               </w:rPr>
-              <w:t xml:space="preserve">, </w:t>
-            </w:r>
-            <w:proofErr w:type="spellStart"/>
-            <w:r>
-              <w:rPr>
-                <w:rFonts w:hint="eastAsia"/>
-                <w:color w:val="808080" w:themeColor="background1" w:themeShade="80"/>
-              </w:rPr>
-              <w:t>ElementMatch</w:t>
-            </w:r>
-            <w:proofErr w:type="spellEnd"/>
-            <w:r>
-              <w:rPr>
-                <w:rFonts w:hint="eastAsia"/>
-                <w:color w:val="808080" w:themeColor="background1" w:themeShade="80"/>
-              </w:rPr>
-              <w:t>,</w:t>
+              <w:t>, ElementMatch,</w:t>
             </w:r>
             <w:r>
               <w:rPr>
@@ -8138,7 +7892,6 @@
               </w:rPr>
               <w:t>不能正确获取</w:t>
             </w:r>
-            <w:proofErr w:type="spellStart"/>
             <w:r>
               <w:rPr>
                 <w:rFonts w:hint="eastAsia"/>
@@ -8146,7 +7899,6 @@
               </w:rPr>
               <w:t>cpu</w:t>
             </w:r>
-            <w:proofErr w:type="spellEnd"/>
             <w:r>
               <w:rPr>
                 <w:rFonts w:hint="eastAsia"/>
@@ -8721,21 +8473,12 @@
               </w:rPr>
               <w:t>重选举【与</w:t>
             </w:r>
-            <w:proofErr w:type="spellStart"/>
-            <w:r>
-              <w:rPr>
-                <w:rFonts w:hint="eastAsia"/>
-                <w:color w:val="A6A6A6" w:themeColor="background1" w:themeShade="A6"/>
-              </w:rPr>
-              <w:t>mongodb-rs.stepDown</w:t>
-            </w:r>
-            <w:proofErr w:type="spellEnd"/>
-            <w:r>
-              <w:rPr>
-                <w:rFonts w:hint="eastAsia"/>
-                <w:color w:val="A6A6A6" w:themeColor="background1" w:themeShade="A6"/>
-              </w:rPr>
-              <w:t>()</w:t>
+            <w:r>
+              <w:rPr>
+                <w:rFonts w:hint="eastAsia"/>
+                <w:color w:val="A6A6A6" w:themeColor="background1" w:themeShade="A6"/>
+              </w:rPr>
+              <w:t>mongodb-rs.stepDown()</w:t>
             </w:r>
             <w:r>
               <w:rPr>
@@ -8965,17 +8708,8 @@
                 <w:rFonts w:hint="eastAsia"/>
                 <w:color w:val="A6A6A6" w:themeColor="background1" w:themeShade="A6"/>
               </w:rPr>
-              <w:t>$</w:t>
-            </w:r>
-            <w:proofErr w:type="spellStart"/>
-            <w:r>
-              <w:rPr>
-                <w:rFonts w:hint="eastAsia"/>
-                <w:color w:val="A6A6A6" w:themeColor="background1" w:themeShade="A6"/>
-              </w:rPr>
-              <w:t>include,$default</w:t>
-            </w:r>
-            <w:proofErr w:type="spellEnd"/>
+              <w:t>$include,$default</w:t>
+            </w:r>
             <w:r>
               <w:rPr>
                 <w:rFonts w:hint="eastAsia"/>
@@ -9006,7 +8740,6 @@
                 <w:sz w:val="20"/>
               </w:rPr>
             </w:pPr>
-            <w:proofErr w:type="spellStart"/>
             <w:r>
               <w:rPr>
                 <w:color w:val="A6A6A6" w:themeColor="background1" w:themeShade="A6"/>
@@ -9021,16 +8754,15 @@
                 <w:color w:val="A6A6A6" w:themeColor="background1" w:themeShade="A6"/>
                 <w:sz w:val="20"/>
               </w:rPr>
-              <w:t>magent</w:t>
-            </w:r>
-            <w:proofErr w:type="spellEnd"/>
+              <w:t xml:space="preserve">magent </w:t>
+            </w:r>
             <w:r>
               <w:rPr>
                 <w:rFonts w:hint="eastAsia"/>
                 <w:color w:val="A6A6A6" w:themeColor="background1" w:themeShade="A6"/>
                 <w:sz w:val="20"/>
               </w:rPr>
-              <w:t xml:space="preserve"> </w:t>
+              <w:t>与</w:t>
             </w:r>
             <w:r>
               <w:rPr>
@@ -9038,44 +8770,24 @@
                 <w:color w:val="A6A6A6" w:themeColor="background1" w:themeShade="A6"/>
                 <w:sz w:val="20"/>
               </w:rPr>
-              <w:t>与</w:t>
-            </w:r>
-            <w:proofErr w:type="spellStart"/>
+              <w:t>omsvc</w:t>
+            </w:r>
             <w:r>
               <w:rPr>
                 <w:rFonts w:hint="eastAsia"/>
                 <w:color w:val="A6A6A6" w:themeColor="background1" w:themeShade="A6"/>
                 <w:sz w:val="20"/>
               </w:rPr>
-              <w:t>omsvc</w:t>
-            </w:r>
-            <w:proofErr w:type="spellEnd"/>
+              <w:t>对接</w:t>
+            </w:r>
             <w:r>
               <w:rPr>
                 <w:rFonts w:hint="eastAsia"/>
                 <w:color w:val="A6A6A6" w:themeColor="background1" w:themeShade="A6"/>
                 <w:sz w:val="20"/>
               </w:rPr>
-              <w:t>对接</w:t>
-            </w:r>
-            <w:r>
-              <w:rPr>
-                <w:rFonts w:hint="eastAsia"/>
-                <w:color w:val="A6A6A6" w:themeColor="background1" w:themeShade="A6"/>
-                <w:sz w:val="20"/>
-              </w:rPr>
-              <w:t xml:space="preserve">/ </w:t>
-            </w:r>
-            <w:proofErr w:type="spellStart"/>
-            <w:r>
-              <w:rPr>
-                <w:rFonts w:hint="eastAsia"/>
-                <w:color w:val="A6A6A6" w:themeColor="background1" w:themeShade="A6"/>
-                <w:sz w:val="20"/>
-              </w:rPr>
-              <w:t>omagent</w:t>
-            </w:r>
-            <w:proofErr w:type="spellEnd"/>
+              <w:t>/ omagent</w:t>
+            </w:r>
             <w:r>
               <w:rPr>
                 <w:rFonts w:hint="eastAsia"/>
@@ -9278,7 +8990,6 @@
               </w:rPr>
               <w:t>临时</w:t>
             </w:r>
-            <w:proofErr w:type="spellStart"/>
             <w:r>
               <w:rPr>
                 <w:rFonts w:hint="eastAsia"/>
@@ -9287,7 +8998,6 @@
               </w:rPr>
               <w:t>Coord</w:t>
             </w:r>
-            <w:proofErr w:type="spellEnd"/>
             <w:r>
               <w:rPr>
                 <w:rFonts w:hint="eastAsia"/>
@@ -9762,7 +9472,6 @@
               </w:rPr>
               <w:t>与</w:t>
             </w:r>
-            <w:proofErr w:type="spellStart"/>
             <w:r>
               <w:rPr>
                 <w:rFonts w:hint="eastAsia"/>
@@ -9770,7 +9479,6 @@
               </w:rPr>
               <w:t>Sdb</w:t>
             </w:r>
-            <w:proofErr w:type="spellEnd"/>
             <w:r>
               <w:rPr>
                 <w:rFonts w:hint="eastAsia"/>
@@ -9879,7 +9587,6 @@
                 <w:color w:val="D9D9D9" w:themeColor="background1" w:themeShade="D9"/>
               </w:rPr>
             </w:pPr>
-            <w:proofErr w:type="spellStart"/>
             <w:r>
               <w:rPr>
                 <w:rFonts w:hint="eastAsia"/>
@@ -9887,7 +9594,6 @@
               </w:rPr>
               <w:t>om</w:t>
             </w:r>
-            <w:proofErr w:type="spellEnd"/>
             <w:r>
               <w:rPr>
                 <w:rFonts w:hint="eastAsia"/>
@@ -10003,7 +9709,6 @@
                 <w:color w:val="D9D9D9" w:themeColor="background1" w:themeShade="D9"/>
               </w:rPr>
             </w:pPr>
-            <w:proofErr w:type="spellStart"/>
             <w:r>
               <w:rPr>
                 <w:rFonts w:hint="eastAsia"/>
@@ -10011,7 +9716,6 @@
               </w:rPr>
               <w:t>om</w:t>
             </w:r>
-            <w:proofErr w:type="spellEnd"/>
             <w:r>
               <w:rPr>
                 <w:rFonts w:hint="eastAsia"/>
@@ -10235,7 +9939,6 @@
               </w:rPr>
               <w:t>支持多个</w:t>
             </w:r>
-            <w:proofErr w:type="spellStart"/>
             <w:r>
               <w:rPr>
                 <w:rFonts w:hint="eastAsia"/>
@@ -10243,7 +9946,6 @@
               </w:rPr>
               <w:t>coord</w:t>
             </w:r>
-            <w:proofErr w:type="spellEnd"/>
             <w:r>
               <w:rPr>
                 <w:rFonts w:hint="eastAsia"/>
@@ -10563,7 +10265,6 @@
               </w:rPr>
               <w:t>测试报告脚本清理，</w:t>
             </w:r>
-            <w:proofErr w:type="spellStart"/>
             <w:r>
               <w:rPr>
                 <w:rFonts w:hint="eastAsia"/>
@@ -10571,7 +10272,6 @@
               </w:rPr>
               <w:t>config</w:t>
             </w:r>
-            <w:proofErr w:type="spellEnd"/>
             <w:r>
               <w:rPr>
                 <w:rFonts w:hint="eastAsia"/>
@@ -11266,7 +10966,6 @@
                 <w:color w:val="C4BC96" w:themeColor="background2" w:themeShade="BF"/>
               </w:rPr>
             </w:pPr>
-            <w:proofErr w:type="spellStart"/>
             <w:r>
               <w:rPr>
                 <w:rFonts w:hint="eastAsia"/>
@@ -11274,7 +10973,6 @@
               </w:rPr>
               <w:t>sequoiadb</w:t>
             </w:r>
-            <w:proofErr w:type="spellEnd"/>
             <w:r>
               <w:rPr>
                 <w:rFonts w:hint="eastAsia"/>
@@ -11282,7 +10980,6 @@
               </w:rPr>
               <w:t>支持</w:t>
             </w:r>
-            <w:proofErr w:type="spellStart"/>
             <w:r>
               <w:rPr>
                 <w:rFonts w:hint="eastAsia"/>
@@ -11290,7 +10987,6 @@
               </w:rPr>
               <w:t>ssl</w:t>
             </w:r>
-            <w:proofErr w:type="spellEnd"/>
           </w:p>
         </w:tc>
         <w:tc>
@@ -11373,7 +11069,6 @@
               </w:rPr>
               <w:t>已整理</w:t>
             </w:r>
-            <w:proofErr w:type="spellStart"/>
             <w:r>
               <w:rPr>
                 <w:rFonts w:hint="eastAsia"/>
@@ -11381,7 +11076,6 @@
               </w:rPr>
               <w:t>ssl</w:t>
             </w:r>
-            <w:proofErr w:type="spellEnd"/>
             <w:r>
               <w:rPr>
                 <w:rFonts w:hint="eastAsia"/>
@@ -11404,7 +11098,6 @@
               </w:rPr>
               <w:t>都可以用</w:t>
             </w:r>
-            <w:proofErr w:type="spellStart"/>
             <w:r>
               <w:rPr>
                 <w:rFonts w:hint="eastAsia"/>
@@ -11412,7 +11105,6 @@
               </w:rPr>
               <w:t>ssl</w:t>
             </w:r>
-            <w:proofErr w:type="spellEnd"/>
             <w:r>
               <w:rPr>
                 <w:rFonts w:hint="eastAsia"/>
@@ -11425,17 +11117,8 @@
                 <w:rFonts w:hint="eastAsia"/>
                 <w:color w:val="C4BC96" w:themeColor="background2" w:themeShade="BF"/>
               </w:rPr>
-              <w:t>C#/python/</w:t>
-            </w:r>
-            <w:proofErr w:type="spellStart"/>
-            <w:r>
-              <w:rPr>
-                <w:rFonts w:hint="eastAsia"/>
-                <w:color w:val="C4BC96" w:themeColor="background2" w:themeShade="BF"/>
-              </w:rPr>
-              <w:t>php</w:t>
-            </w:r>
-            <w:proofErr w:type="spellEnd"/>
+              <w:t>C#/python/php</w:t>
+            </w:r>
           </w:p>
           <w:p>
             <w:pPr>
@@ -11481,7 +11164,6 @@
               <w:lastRenderedPageBreak/>
               <w:t>工具支持</w:t>
             </w:r>
-            <w:proofErr w:type="spellStart"/>
             <w:r>
               <w:rPr>
                 <w:rFonts w:hint="eastAsia"/>
@@ -11489,7 +11171,6 @@
               </w:rPr>
               <w:t>ssl</w:t>
             </w:r>
-            <w:proofErr w:type="spellEnd"/>
           </w:p>
         </w:tc>
         <w:tc>
@@ -11726,7 +11407,6 @@
                 <w:color w:val="C4BC96" w:themeColor="background2" w:themeShade="BF"/>
               </w:rPr>
             </w:pPr>
-            <w:proofErr w:type="spellStart"/>
             <w:r>
               <w:rPr>
                 <w:color w:val="C4BC96" w:themeColor="background2" w:themeShade="BF"/>
@@ -11740,7 +11420,6 @@
               </w:rPr>
               <w:t>sl</w:t>
             </w:r>
-            <w:proofErr w:type="spellEnd"/>
             <w:r>
               <w:rPr>
                 <w:rFonts w:hint="eastAsia"/>
@@ -12005,17 +11684,8 @@
                 <w:rFonts w:hint="eastAsia"/>
                 <w:color w:val="D9D9D9" w:themeColor="background1" w:themeShade="D9"/>
               </w:rPr>
-              <w:t xml:space="preserve"> </w:t>
-            </w:r>
-            <w:proofErr w:type="spellStart"/>
-            <w:r>
-              <w:rPr>
-                <w:rFonts w:hint="eastAsia"/>
-                <w:color w:val="D9D9D9" w:themeColor="background1" w:themeShade="D9"/>
-              </w:rPr>
-              <w:t>ssl</w:t>
-            </w:r>
-            <w:proofErr w:type="spellEnd"/>
+              <w:t xml:space="preserve"> ssl</w:t>
+            </w:r>
             <w:r>
               <w:rPr>
                 <w:rFonts w:hint="eastAsia"/>
@@ -12257,55 +11927,7 @@
                 <w:rFonts w:hint="eastAsia"/>
                 <w:color w:val="D9D9D9" w:themeColor="background1" w:themeShade="D9"/>
               </w:rPr>
-              <w:t>power/</w:t>
-            </w:r>
-            <w:proofErr w:type="spellStart"/>
-            <w:r>
-              <w:rPr>
-                <w:rFonts w:hint="eastAsia"/>
-                <w:color w:val="D9D9D9" w:themeColor="background1" w:themeShade="D9"/>
-              </w:rPr>
-              <w:t>suse</w:t>
-            </w:r>
-            <w:proofErr w:type="spellEnd"/>
-            <w:r>
-              <w:rPr>
-                <w:rFonts w:hint="eastAsia"/>
-                <w:color w:val="D9D9D9" w:themeColor="background1" w:themeShade="D9"/>
-              </w:rPr>
-              <w:t>/</w:t>
-            </w:r>
-            <w:proofErr w:type="spellStart"/>
-            <w:r>
-              <w:rPr>
-                <w:rFonts w:hint="eastAsia"/>
-                <w:color w:val="D9D9D9" w:themeColor="background1" w:themeShade="D9"/>
-              </w:rPr>
-              <w:t>ubuntu</w:t>
-            </w:r>
-            <w:proofErr w:type="spellEnd"/>
-            <w:r>
-              <w:rPr>
-                <w:rFonts w:hint="eastAsia"/>
-                <w:color w:val="D9D9D9" w:themeColor="background1" w:themeShade="D9"/>
-              </w:rPr>
-              <w:t>/</w:t>
-            </w:r>
-            <w:proofErr w:type="spellStart"/>
-            <w:r>
-              <w:rPr>
-                <w:rFonts w:hint="eastAsia"/>
-                <w:color w:val="D9D9D9" w:themeColor="background1" w:themeShade="D9"/>
-              </w:rPr>
-              <w:t>redhat</w:t>
-            </w:r>
-            <w:proofErr w:type="spellEnd"/>
-            <w:r>
-              <w:rPr>
-                <w:rFonts w:hint="eastAsia"/>
-                <w:color w:val="D9D9D9" w:themeColor="background1" w:themeShade="D9"/>
-              </w:rPr>
-              <w:t>/centos</w:t>
+              <w:t>power/suse/ubuntu/redhat/centos</w:t>
             </w:r>
             <w:r>
               <w:rPr>
@@ -12470,7 +12092,6 @@
               </w:tabs>
               <w:jc w:val="left"/>
               <w:rPr>
-                <w:rFonts w:hint="eastAsia"/>
                 <w:color w:val="C4BC96" w:themeColor="background2" w:themeShade="BF"/>
               </w:rPr>
             </w:pPr>
@@ -12488,7 +12109,6 @@
               </w:tabs>
               <w:jc w:val="left"/>
               <w:rPr>
-                <w:rFonts w:hint="eastAsia"/>
                 <w:color w:val="C4BC96" w:themeColor="background2" w:themeShade="BF"/>
               </w:rPr>
             </w:pPr>
@@ -12516,7 +12136,6 @@
             <w:pPr>
               <w:jc w:val="left"/>
               <w:rPr>
-                <w:rFonts w:hint="eastAsia"/>
                 <w:color w:val="C4BC96" w:themeColor="background2" w:themeShade="BF"/>
               </w:rPr>
             </w:pPr>
